--- a/cover_oblo.docx
+++ b/cover_oblo.docx
@@ -5,7 +5,7 @@
     <w:tbl>
       <w:tblPr>
         <w:tblW w:w="14885" w:type="dxa"/>
-        <w:tblInd w:w="-851" w:type="dxa"/>
+        <w:tblInd w:w="-993" w:type="dxa"/>
         <w:tblLayout w:type="fixed"/>
         <w:tblLook w:val="0000" w:firstRow="0" w:lastRow="0" w:firstColumn="0" w:lastColumn="0" w:noHBand="0" w:noVBand="0"/>
       </w:tblPr>
@@ -581,7 +581,7 @@
               <mc:AlternateContent>
                 <mc:Choice Requires="wps">
                   <w:drawing>
-                    <wp:anchor distT="45720" distB="45720" distL="114300" distR="114300" simplePos="0" relativeHeight="251661312" behindDoc="1" locked="0" layoutInCell="1" allowOverlap="1" wp14:anchorId="1DAE417D" wp14:editId="74A8E951">
+                    <wp:anchor distT="45720" distB="45720" distL="114300" distR="114300" simplePos="0" relativeHeight="251661312" behindDoc="1" locked="0" layoutInCell="1" allowOverlap="1" wp14:anchorId="1DAE417D" wp14:editId="6648BBD9">
                       <wp:simplePos x="0" y="0"/>
                       <wp:positionH relativeFrom="column">
                         <wp:posOffset>405765</wp:posOffset>
@@ -728,8 +728,6 @@
               </w:rPr>
               <w:instrText xml:space="preserve"> MERGEFIELD Решение_госуд_Экз_комисии</w:instrText>
             </w:r>
-            <w:bookmarkStart w:id="0" w:name="_GoBack"/>
-            <w:bookmarkEnd w:id="0"/>
             <w:r>
               <w:rPr>
                 <w:sz w:val="22"/>
@@ -922,16 +920,16 @@
               <mc:AlternateContent>
                 <mc:Choice Requires="wps">
                   <w:drawing>
-                    <wp:anchor distT="45720" distB="45720" distL="114300" distR="114300" simplePos="0" relativeHeight="251664384" behindDoc="0" locked="0" layoutInCell="1" allowOverlap="0" wp14:anchorId="515FF416" wp14:editId="47C88CB7">
+                    <wp:anchor distT="45720" distB="45720" distL="114300" distR="114300" simplePos="0" relativeHeight="251664384" behindDoc="0" locked="0" layoutInCell="1" allowOverlap="0" wp14:anchorId="515FF416" wp14:editId="2BEAF145">
                       <wp:simplePos x="0" y="0"/>
                       <wp:positionH relativeFrom="column">
-                        <wp:posOffset>-74083</wp:posOffset>
+                        <wp:posOffset>14605</wp:posOffset>
                       </wp:positionH>
                       <wp:positionV relativeFrom="page">
-                        <wp:posOffset>34925</wp:posOffset>
+                        <wp:posOffset>36195</wp:posOffset>
                       </wp:positionV>
-                      <wp:extent cx="932400" cy="896400"/>
-                      <wp:effectExtent l="0" t="0" r="0" b="0"/>
+                      <wp:extent cx="1015200" cy="946800"/>
+                      <wp:effectExtent l="0" t="0" r="13970" b="5715"/>
                       <wp:wrapNone/>
                       <wp:docPr id="3" name="Надпись 2"/>
                       <wp:cNvGraphicFramePr>
@@ -946,7 +944,7 @@
                             <wps:spPr bwMode="auto">
                               <a:xfrm>
                                 <a:off x="0" y="0"/>
-                                <a:ext cx="932400" cy="896400"/>
+                                <a:ext cx="1015200" cy="946800"/>
                               </a:xfrm>
                               <a:prstGeom prst="rect">
                                 <a:avLst/>
@@ -961,6 +959,7 @@
                             </wps:spPr>
                             <wps:txbx>
                               <w:txbxContent>
+                                <w:bookmarkStart w:id="0" w:name="_GoBack"/>
                                 <w:p>
                                   <w:pPr>
                                     <w:ind w:left="57"/>
@@ -1069,10 +1068,11 @@
                                     </w:rPr>
                                     <w:fldChar w:fldCharType="end"/>
                                   </w:r>
+                                  <w:bookmarkEnd w:id="0"/>
                                 </w:p>
                               </w:txbxContent>
                             </wps:txbx>
-                            <wps:bodyPr rot="0" vert="horz" wrap="square" lIns="91440" tIns="45720" rIns="91440" bIns="45720" anchor="t" anchorCtr="0">
+                            <wps:bodyPr rot="0" vert="horz" wrap="square" lIns="0" tIns="0" rIns="0" bIns="0" anchor="t" anchorCtr="0">
                               <a:noAutofit/>
                             </wps:bodyPr>
                           </wps:wsp>
@@ -1089,10 +1089,11 @@
                 </mc:Choice>
                 <mc:Fallback>
                   <w:pict>
-                    <v:shape w14:anchorId="515FF416" id="_x0000_s1027" type="#_x0000_t202" style="position:absolute;left:0;text-align:left;margin-left:-5.85pt;margin-top:2.75pt;width:73.4pt;height:70.6pt;z-index:251664384;visibility:visible;mso-wrap-style:square;mso-width-percent:0;mso-height-percent:0;mso-wrap-distance-left:9pt;mso-wrap-distance-top:3.6pt;mso-wrap-distance-right:9pt;mso-wrap-distance-bottom:3.6pt;mso-position-horizontal:absolute;mso-position-horizontal-relative:text;mso-position-vertical:absolute;mso-position-vertical-relative:page;mso-width-percent:0;mso-height-percent:0;mso-width-relative:margin;mso-height-relative:margin;v-text-anchor:top" o:gfxdata="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" o:allowoverlap="f" filled="f" stroked="f">
+                    <v:shape w14:anchorId="515FF416" id="_x0000_s1027" type="#_x0000_t202" style="position:absolute;left:0;text-align:left;margin-left:1.15pt;margin-top:2.85pt;width:79.95pt;height:74.55pt;z-index:251664384;visibility:visible;mso-wrap-style:square;mso-width-percent:0;mso-height-percent:0;mso-wrap-distance-left:9pt;mso-wrap-distance-top:3.6pt;mso-wrap-distance-right:9pt;mso-wrap-distance-bottom:3.6pt;mso-position-horizontal:absolute;mso-position-horizontal-relative:text;mso-position-vertical:absolute;mso-position-vertical-relative:page;mso-width-percent:0;mso-height-percent:0;mso-width-relative:margin;mso-height-relative:margin;v-text-anchor:top" o:gfxdata="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" o:allowoverlap="f" filled="f" stroked="f">
                       <o:lock v:ext="edit" aspectratio="t"/>
-                      <v:textbox>
+                      <v:textbox inset="0,0,0,0">
                         <w:txbxContent>
+                          <w:bookmarkStart w:id="1" w:name="_GoBack"/>
                           <w:p>
                             <w:pPr>
                               <w:ind w:left="57"/>
@@ -1201,6 +1202,7 @@
                               </w:rPr>
                               <w:fldChar w:fldCharType="end"/>
                             </w:r>
+                            <w:bookmarkEnd w:id="1"/>
                           </w:p>
                         </w:txbxContent>
                       </v:textbox>
@@ -1521,13 +1523,13 @@
         <mc:AlternateContent>
           <mc:Choice Requires="wps">
             <w:drawing>
-              <wp:anchor distT="0" distB="0" distL="114300" distR="114300" simplePos="0" relativeHeight="251662336" behindDoc="1" locked="0" layoutInCell="1" allowOverlap="1" wp14:anchorId="03C9B7FC" wp14:editId="66BA101A">
+              <wp:anchor distT="0" distB="0" distL="114300" distR="114300" simplePos="0" relativeHeight="251662336" behindDoc="1" locked="0" layoutInCell="1" allowOverlap="1" wp14:anchorId="03C9B7FC" wp14:editId="110BD73C">
                 <wp:simplePos x="0" y="0"/>
                 <wp:positionH relativeFrom="column">
-                  <wp:posOffset>-1073785</wp:posOffset>
+                  <wp:posOffset>-1081828</wp:posOffset>
                 </wp:positionH>
                 <wp:positionV relativeFrom="paragraph">
-                  <wp:posOffset>-6831753</wp:posOffset>
+                  <wp:posOffset>-6838315</wp:posOffset>
                 </wp:positionV>
                 <wp:extent cx="10425600" cy="7333200"/>
                 <wp:effectExtent l="0" t="0" r="0" b="0"/>
@@ -1600,7 +1602,7 @@
           </mc:Choice>
           <mc:Fallback>
             <w:pict>
-              <v:rect w14:anchorId="3ABEC108" id="Прямоугольник 2" o:spid="_x0000_s1026" style="position:absolute;margin-left:-84.55pt;margin-top:-537.95pt;width:820.9pt;height:577.4pt;z-index:-251654144;visibility:visible;mso-wrap-style:square;mso-width-percent:0;mso-height-percent:0;mso-wrap-distance-left:9pt;mso-wrap-distance-top:0;mso-wrap-distance-right:9pt;mso-wrap-distance-bottom:0;mso-position-horizontal:absolute;mso-position-horizontal-relative:text;mso-position-vertical:absolute;mso-position-vertical-relative:text;mso-width-percent:0;mso-height-percent:0;mso-width-relative:margin;mso-height-relative:margin;v-text-anchor:middle" o:gfxdata="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" stroked="f" strokeweight="1pt">
+              <v:rect w14:anchorId="1B800CF3" id="Прямоугольник 2" o:spid="_x0000_s1026" style="position:absolute;margin-left:-85.2pt;margin-top:-538.45pt;width:820.9pt;height:577.4pt;z-index:-251654144;visibility:visible;mso-wrap-style:square;mso-width-percent:0;mso-height-percent:0;mso-wrap-distance-left:9pt;mso-wrap-distance-top:0;mso-wrap-distance-right:9pt;mso-wrap-distance-bottom:0;mso-position-horizontal:absolute;mso-position-horizontal-relative:text;mso-position-vertical:absolute;mso-position-vertical-relative:text;mso-width-percent:0;mso-height-percent:0;mso-width-relative:margin;mso-height-relative:margin;v-text-anchor:middle" o:gfxdata="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" stroked="f" strokeweight="1pt">
                 <v:fill r:id="rId8" o:title="" opacity="0" recolor="t" rotate="t" type="frame"/>
               </v:rect>
             </w:pict>
@@ -2433,7 +2435,7 @@
 </file>
 
 <file path=customXml/itemProps1.xml><?xml version="1.0" encoding="utf-8"?>
-<ds:datastoreItem xmlns:ds="http://schemas.openxmlformats.org/officeDocument/2006/customXml" ds:itemID="{77102C50-A1E2-4229-A811-EF7336135F70}">
+<ds:datastoreItem xmlns:ds="http://schemas.openxmlformats.org/officeDocument/2006/customXml" ds:itemID="{084A8159-3152-47F3-A654-D61C9680FA35}">
   <ds:schemaRefs>
     <ds:schemaRef ds:uri="http://schemas.openxmlformats.org/officeDocument/2006/bibliography"/>
   </ds:schemaRefs>
